--- a/pr-preview/pr-351/chapters/slides-posters-figures-tracked-changes.docx
+++ b/pr-preview/pr-351/chapters/slides-posters-figures-tracked-changes.docx
@@ -26,7 +26,7 @@
       </w:pPr>
       <w:ins w:id="2" w:author="PR Preview" w:date="2026-01-01T00:00:00Z">
         <w:r>
-          <w:t xml:space="preserve">Last modified: 2026-10-26 00:39:31 (PDT)</w:t>
+          <w:t xml:space="preserve">Last modified: 2026-10-26 01:08:23 (PDT)</w:t>
         </w:r>
       </w:ins>
     </w:p>

--- a/pr-preview/pr-351/chapters/slides-posters-figures-tracked-changes.docx
+++ b/pr-preview/pr-351/chapters/slides-posters-figures-tracked-changes.docx
@@ -26,7 +26,7 @@
       </w:pPr>
       <w:ins w:id="2" w:author="PR Preview" w:date="2026-01-01T00:00:00Z">
         <w:r>
-          <w:t xml:space="preserve">Last modified: 2026-10-26 01:08:23 (PDT)</w:t>
+          <w:t xml:space="preserve">Last modified: 2026-10-26 01:19:16 (PDT)</w:t>
         </w:r>
       </w:ins>
     </w:p>

--- a/pr-preview/pr-351/chapters/slides-posters-figures-tracked-changes.docx
+++ b/pr-preview/pr-351/chapters/slides-posters-figures-tracked-changes.docx
@@ -16,7 +16,7 @@
       </w:pPr>
       <w:del w:id="1" w:author="PR Preview" w:date="2026-01-01T00:00:00Z">
         <w:r>
-          <w:delText xml:space="preserve">Last modified: 2026-10-25 19:48:50 (PDT)</w:delText>
+          <w:delText xml:space="preserve">Last modified: 2026-10-26 01:48:18 (PDT)</w:delText>
         </w:r>
       </w:del>
     </w:p>
@@ -26,7 +26,7 @@
       </w:pPr>
       <w:ins w:id="2" w:author="PR Preview" w:date="2026-01-01T00:00:00Z">
         <w:r>
-          <w:t xml:space="preserve">Last modified: 2026-10-26 01:19:16 (PDT)</w:t>
+          <w:t xml:space="preserve">Last modified: 2026-10-26 01:57:12 (PDT)</w:t>
         </w:r>
       </w:ins>
     </w:p>
@@ -862,6 +862,161 @@
         <w:pStyle w:val="BodyText"/>
       </w:pPr>
       <w:r>
+        <w:t xml:space="preserve">Open each caption with a sentence that says what the figure or table shows,</w:t>
+      </w:r>
+      <w:r>
+        <w:t xml:space="preserve"> </w:t>
+      </w:r>
+      <w:r>
+        <w:t xml:space="preserve">so a reader who sees only the figure or table learns its point without following a link.</w:t>
+      </w:r>
+      <w:r>
+        <w:t xml:space="preserve"> </w:t>
+      </w:r>
+      <w:r>
+        <w:t xml:space="preserve">A cross-reference to the example or section that the figure or table illustrates may support that sentence,</w:t>
+      </w:r>
+      <w:r>
+        <w:t xml:space="preserve"> </w:t>
+      </w:r>
+      <w:r>
+        <w:t xml:space="preserve">either after the sentence or in parentheses within the sentence,</w:t>
+      </w:r>
+      <w:r>
+        <w:t xml:space="preserve"> </w:t>
+      </w:r>
+      <w:r>
+        <w:t xml:space="preserve">but the cross-reference never replaces the sentence.</w:t>
+      </w:r>
+      <w:r>
+        <w:t xml:space="preserve"> </w:t>
+      </w:r>
+      <w:r>
+        <w:t xml:space="preserve">Two captions for the same figure show the difference:</w:t>
+      </w:r>
+    </w:p>
+    <w:p>
+      <w:pPr>
+        <w:pStyle w:val="Compact"/>
+        <w:numPr>
+          <w:ilvl w:val="0"/>
+          <w:numId w:val="1004"/>
+        </w:numPr>
+      </w:pPr>
+      <w:r>
+        <w:t xml:space="preserve">Pointer only:</w:t>
+      </w:r>
+      <w:r>
+        <w:t xml:space="preserve"> </w:t>
+      </w:r>
+      <w:r>
+        <w:t xml:space="preserve">“The symmetry of</w:t>
+      </w:r>
+      <w:r>
+        <w:t xml:space="preserve"> </w:t>
+      </w:r>
+      <w:r>
+        <w:rPr>
+          <w:rStyle w:val="VerbatimChar"/>
+        </w:rPr>
+        <w:t xml:space="preserve">@exm-x</w:t>
+      </w:r>
+      <w:r>
+        <w:t xml:space="preserve">.”</w:t>
+      </w:r>
+      <w:r>
+        <w:t xml:space="preserve"> </w:t>
+      </w:r>
+      <w:r>
+        <w:t xml:space="preserve">The reader learns nothing until following the link.</w:t>
+      </w:r>
+    </w:p>
+    <w:p>
+      <w:pPr>
+        <w:pStyle w:val="Compact"/>
+        <w:numPr>
+          <w:ilvl w:val="0"/>
+          <w:numId w:val="1004"/>
+        </w:numPr>
+      </w:pPr>
+      <w:r>
+        <w:t xml:space="preserve">Self-contained:</w:t>
+      </w:r>
+      <w:r>
+        <w:t xml:space="preserve"> </w:t>
+      </w:r>
+      <w:r>
+        <w:t xml:space="preserve">“The logistic function at</w:t>
+      </w:r>
+      <w:r>
+        <w:t xml:space="preserve"> </w:t>
+      </w:r>
+      <m:oMath>
+        <m:r>
+          <m:rPr>
+            <m:sty m:val="p"/>
+          </m:rPr>
+          <m:t>−</m:t>
+        </m:r>
+        <m:r>
+          <m:t>2</m:t>
+        </m:r>
+      </m:oMath>
+      <w:r>
+        <w:t xml:space="preserve"> </w:t>
+      </w:r>
+      <w:r>
+        <w:t xml:space="preserve">is as high as</w:t>
+      </w:r>
+      <w:r>
+        <w:t xml:space="preserve"> </w:t>
+      </w:r>
+      <m:oMath>
+        <m:r>
+          <m:t>1</m:t>
+        </m:r>
+      </m:oMath>
+      <w:r>
+        <w:t xml:space="preserve"> </w:t>
+      </w:r>
+      <w:r>
+        <w:t xml:space="preserve">minus its value at</w:t>
+      </w:r>
+      <w:r>
+        <w:t xml:space="preserve"> </w:t>
+      </w:r>
+      <m:oMath>
+        <m:r>
+          <m:t>2</m:t>
+        </m:r>
+      </m:oMath>
+      <w:r>
+        <w:t xml:space="preserve"> </w:t>
+      </w:r>
+      <w:r>
+        <w:t xml:space="preserve">(</w:t>
+      </w:r>
+      <w:r>
+        <w:rPr>
+          <w:rStyle w:val="VerbatimChar"/>
+        </w:rPr>
+        <w:t xml:space="preserve">@exm-x</w:t>
+      </w:r>
+      <w:r>
+        <w:t xml:space="preserve">).”</w:t>
+      </w:r>
+      <w:r>
+        <w:t xml:space="preserve"> </w:t>
+      </w:r>
+      <w:r>
+        <w:t xml:space="preserve">The reader learns the point at once.</w:t>
+      </w:r>
+    </w:p>
+    <w:p>
+      <w:pPr>
+        <w:pStyle w:val="FirstParagraph"/>
+      </w:pPr>
+      <w:r>
         <w:t xml:space="preserve">Lead with a well-labeled figure or table</w:t>
       </w:r>
       <w:r>
@@ -920,7 +1075,7 @@
         <w:pStyle w:val="Compact"/>
         <w:numPr>
           <w:ilvl w:val="0"/>
-          <w:numId w:val="1004"/>
+          <w:numId w:val="1005"/>
         </w:numPr>
       </w:pPr>
       <w:r>
@@ -932,7 +1087,7 @@
         <w:pStyle w:val="Compact"/>
         <w:numPr>
           <w:ilvl w:val="0"/>
-          <w:numId w:val="1004"/>
+          <w:numId w:val="1005"/>
         </w:numPr>
       </w:pPr>
       <w:r>
@@ -944,7 +1099,7 @@
         <w:pStyle w:val="Compact"/>
         <w:numPr>
           <w:ilvl w:val="0"/>
-          <w:numId w:val="1004"/>
+          <w:numId w:val="1005"/>
         </w:numPr>
       </w:pPr>
       <w:r>
@@ -956,7 +1111,7 @@
         <w:pStyle w:val="Compact"/>
         <w:numPr>
           <w:ilvl w:val="0"/>
-          <w:numId w:val="1004"/>
+          <w:numId w:val="1005"/>
         </w:numPr>
       </w:pPr>
       <w:r>
@@ -998,7 +1153,7 @@
         <w:pStyle w:val="Compact"/>
         <w:numPr>
           <w:ilvl w:val="0"/>
-          <w:numId w:val="1004"/>
+          <w:numId w:val="1005"/>
         </w:numPr>
       </w:pPr>
       <w:r>
@@ -1037,7 +1192,7 @@
         <w:pStyle w:val="Compact"/>
         <w:numPr>
           <w:ilvl w:val="0"/>
-          <w:numId w:val="1004"/>
+          <w:numId w:val="1005"/>
         </w:numPr>
       </w:pPr>
       <w:r>
@@ -1049,7 +1204,7 @@
         <w:pStyle w:val="Compact"/>
         <w:numPr>
           <w:ilvl w:val="0"/>
-          <w:numId w:val="1004"/>
+          <w:numId w:val="1005"/>
         </w:numPr>
       </w:pPr>
       <w:r>
@@ -1122,7 +1277,7 @@
         <w:pStyle w:val="Compact"/>
         <w:numPr>
           <w:ilvl w:val="0"/>
-          <w:numId w:val="1004"/>
+          <w:numId w:val="1005"/>
         </w:numPr>
       </w:pPr>
       <w:r>
@@ -1134,7 +1289,7 @@
         <w:pStyle w:val="Compact"/>
         <w:numPr>
           <w:ilvl w:val="0"/>
-          <w:numId w:val="1004"/>
+          <w:numId w:val="1005"/>
         </w:numPr>
       </w:pPr>
       <w:r>
@@ -1152,7 +1307,7 @@
         <w:pStyle w:val="Compact"/>
         <w:numPr>
           <w:ilvl w:val="0"/>
-          <w:numId w:val="1004"/>
+          <w:numId w:val="1005"/>
         </w:numPr>
       </w:pPr>
       <w:r>
@@ -1215,7 +1370,7 @@
         <w:pStyle w:val="Compact"/>
         <w:numPr>
           <w:ilvl w:val="0"/>
-          <w:numId w:val="1004"/>
+          <w:numId w:val="1005"/>
         </w:numPr>
       </w:pPr>
       <w:r>
@@ -1227,7 +1382,7 @@
         <w:pStyle w:val="Compact"/>
         <w:numPr>
           <w:ilvl w:val="0"/>
-          <w:numId w:val="1004"/>
+          <w:numId w:val="1005"/>
         </w:numPr>
       </w:pPr>
       <w:r>
@@ -1239,7 +1394,7 @@
         <w:pStyle w:val="Compact"/>
         <w:numPr>
           <w:ilvl w:val="0"/>
-          <w:numId w:val="1004"/>
+          <w:numId w:val="1005"/>
         </w:numPr>
       </w:pPr>
       <w:r>
@@ -1259,7 +1414,7 @@
         <w:pStyle w:val="Compact"/>
         <w:numPr>
           <w:ilvl w:val="0"/>
-          <w:numId w:val="1005"/>
+          <w:numId w:val="1006"/>
         </w:numPr>
       </w:pPr>
       <w:r>
@@ -1277,7 +1432,7 @@
         <w:pStyle w:val="Compact"/>
         <w:numPr>
           <w:ilvl w:val="0"/>
-          <w:numId w:val="1005"/>
+          <w:numId w:val="1006"/>
         </w:numPr>
       </w:pPr>
       <w:hyperlink r:id="rId22">
@@ -1366,7 +1521,7 @@
         <w:pStyle w:val="Compact"/>
         <w:numPr>
           <w:ilvl w:val="0"/>
-          <w:numId w:val="1006"/>
+          <w:numId w:val="1007"/>
         </w:numPr>
       </w:pPr>
       <w:r>
@@ -1384,7 +1539,7 @@
         <w:pStyle w:val="Compact"/>
         <w:numPr>
           <w:ilvl w:val="0"/>
-          <w:numId w:val="1006"/>
+          <w:numId w:val="1007"/>
         </w:numPr>
       </w:pPr>
       <w:r>
@@ -1402,7 +1557,7 @@
         <w:pStyle w:val="Compact"/>
         <w:numPr>
           <w:ilvl w:val="0"/>
-          <w:numId w:val="1006"/>
+          <w:numId w:val="1007"/>
         </w:numPr>
       </w:pPr>
       <w:r>
@@ -1420,7 +1575,7 @@
         <w:pStyle w:val="Compact"/>
         <w:numPr>
           <w:ilvl w:val="0"/>
-          <w:numId w:val="1006"/>
+          <w:numId w:val="1007"/>
         </w:numPr>
       </w:pPr>
       <w:r>
@@ -1478,7 +1633,7 @@
         <w:pStyle w:val="Compact"/>
         <w:numPr>
           <w:ilvl w:val="0"/>
-          <w:numId w:val="1006"/>
+          <w:numId w:val="1007"/>
         </w:numPr>
       </w:pPr>
       <w:r>
@@ -2112,6 +2267,9 @@
     <w:abstractNumId w:val="991"/>
   </w:num>
   <w:num w:numId="1006">
+    <w:abstractNumId w:val="991"/>
+  </w:num>
+  <w:num w:numId="1007">
     <w:abstractNumId w:val="991"/>
   </w:num>
 </w:numbering>

--- a/pr-preview/pr-351/chapters/slides-posters-figures-tracked-changes.docx
+++ b/pr-preview/pr-351/chapters/slides-posters-figures-tracked-changes.docx
@@ -16,7 +16,7 @@
       </w:pPr>
       <w:del w:id="1" w:author="PR Preview" w:date="2026-01-01T00:00:00Z">
         <w:r>
-          <w:delText xml:space="preserve">Last modified: 2026-10-26 01:48:18 (PDT)</w:delText>
+          <w:delText xml:space="preserve">Last modified: 2026-10-26 09:06:18 (PDT)</w:delText>
         </w:r>
       </w:del>
     </w:p>
@@ -26,7 +26,7 @@
       </w:pPr>
       <w:ins w:id="2" w:author="PR Preview" w:date="2026-01-01T00:00:00Z">
         <w:r>
-          <w:t xml:space="preserve">Last modified: 2026-10-26 01:57:12 (PDT)</w:t>
+          <w:t xml:space="preserve">Last modified: 2026-10-26 09:30:11 (PDT)</w:t>
         </w:r>
       </w:ins>
     </w:p>

--- a/pr-preview/pr-351/chapters/slides-posters-figures-tracked-changes.docx
+++ b/pr-preview/pr-351/chapters/slides-posters-figures-tracked-changes.docx
@@ -26,7 +26,7 @@
       </w:pPr>
       <w:ins w:id="2" w:author="PR Preview" w:date="2026-01-01T00:00:00Z">
         <w:r>
-          <w:t xml:space="preserve">Last modified: 2026-10-26 09:30:11 (PDT)</w:t>
+          <w:t xml:space="preserve">Last modified: 2026-10-26 09:47:33 (PDT)</w:t>
         </w:r>
       </w:ins>
     </w:p>

--- a/pr-preview/pr-351/chapters/slides-posters-figures-tracked-changes.docx
+++ b/pr-preview/pr-351/chapters/slides-posters-figures-tracked-changes.docx
@@ -26,7 +26,7 @@
       </w:pPr>
       <w:ins w:id="2" w:author="PR Preview" w:date="2026-01-01T00:00:00Z">
         <w:r>
-          <w:t xml:space="preserve">Last modified: 2026-10-26 09:47:33 (PDT)</w:t>
+          <w:t xml:space="preserve">Last modified: 2026-10-26 10:21:50 (PDT)</w:t>
         </w:r>
       </w:ins>
     </w:p>

--- a/pr-preview/pr-351/chapters/slides-posters-figures-tracked-changes.docx
+++ b/pr-preview/pr-351/chapters/slides-posters-figures-tracked-changes.docx
@@ -16,7 +16,7 @@
       </w:pPr>
       <w:del w:id="1" w:author="PR Preview" w:date="2026-01-01T00:00:00Z">
         <w:r>
-          <w:delText xml:space="preserve">Last modified: 2026-10-26 09:06:18 (PDT)</w:delText>
+          <w:delText xml:space="preserve">Last modified: 2026-10-26 10:30:09 (PDT)</w:delText>
         </w:r>
       </w:del>
     </w:p>
@@ -26,7 +26,7 @@
       </w:pPr>
       <w:ins w:id="2" w:author="PR Preview" w:date="2026-01-01T00:00:00Z">
         <w:r>
-          <w:t xml:space="preserve">Last modified: 2026-10-26 10:21:50 (PDT)</w:t>
+          <w:t xml:space="preserve">Last modified: 2026-10-26 10:35:14 (PDT)</w:t>
         </w:r>
       </w:ins>
     </w:p>
